--- a/docs/Photo_Downloader_Launch_Materials_Tester_Kit.docx
+++ b/docs/Photo_Downloader_Launch_Materials_Tester_Kit.docx
@@ -10,7 +10,7 @@
         <w:rPr>
           <w:b/>
         </w:rPr>
-        <w:t>Photo Downloader (Alpha Build 37)</w:t>
+        <w:t>Photo Downloader (Alpha Build 51)</w:t>
         <w:br/>
         <w:t>Launch Materials &amp; Tester Kit</w:t>
       </w:r>
@@ -47,7 +47,7 @@
         <w:rPr>
           <w:b/>
         </w:rPr>
-        <w:t>Key Features (Available in Build 37)</w:t>
+        <w:t>Key Features (Available in Build 51)</w:t>
       </w:r>
     </w:p>
     <w:p>
@@ -111,6 +111,33 @@
       </w:pPr>
       <w:r>
         <w:t>Removable Drive Integration: Windows auto-detection for connected card readers with a built-in PowerShell-driven safe ejection routine.</w:t>
+      </w:r>
+    </w:p>
+    <w:p>
+      <w:pPr>
+        <w:pStyle w:val="ListBullet"/>
+        <w:spacing w:after="60"/>
+      </w:pPr>
+      <w:r>
+        <w:t>Sortable List View: Column headings (file, captured, status, camera, destination); click one to sort.</w:t>
+      </w:r>
+    </w:p>
+    <w:p>
+      <w:pPr>
+        <w:pStyle w:val="ListBullet"/>
+        <w:spacing w:after="60"/>
+      </w:pPr>
+      <w:r>
+        <w:t>Safe Delete: Files removed from the card go to the Recycle Bin (or a hidden trash folder on the card, default $trash.bin, with View Trash and Empty Trash menu items) instead of being erased.</w:t>
+      </w:r>
+    </w:p>
+    <w:p>
+      <w:pPr>
+        <w:pStyle w:val="ListBullet"/>
+        <w:spacing w:after="60"/>
+      </w:pPr>
+      <w:r>
+        <w:t>Verified Copy &amp; Backup: Every copy is read back and checksum-compared, with one automatic retry; an optional second copy goes to a backup folder, and files whose backup failed are never offered for deletion.</w:t>
       </w:r>
     </w:p>
     <w:p>
@@ -196,7 +223,7 @@
         <w:t>Like a lot of high-volume photographers, I’ve been frustrated by the lack of fast, modern, and completely local media ingestion tools. I miss old-school, lightweight desktop utilities that just worked instantly without needing an internet connection or a monthly subscription fee.</w:t>
         <w:br/>
         <w:br/>
-        <w:t>To solve this, I've spent the last few months building Photo Downloader—a native desktop ingestion and renaming tool built using Lazarus 4.8 and FPC 3.2.2. It is fully licensed under the GNU GPL v3. It is currently in Alpha (Build 37), and I’m looking for photographers shooting various camera systems to put the file-parsing engine through its paces.</w:t>
+        <w:t>To solve this, I've spent the last few months building Photo Downloader—a native desktop ingestion and renaming tool built using Lazarus 4.8 and FPC 3.2.2. It is fully licensed under the GNU GPL v3. It is currently in Alpha (Build 51), and I’m looking for photographers shooting various camera systems to put the file-parsing engine through its paces.</w:t>
       </w:r>
     </w:p>
     <w:p>
@@ -207,7 +234,7 @@
         <w:rPr>
           <w:b/>
         </w:rPr>
-        <w:t>What it does right now (Build 37):</w:t>
+        <w:t>What it does right now (Build 51):</w:t>
       </w:r>
     </w:p>
     <w:p>
@@ -261,6 +288,15 @@
         <w:spacing w:after="60"/>
       </w:pPr>
       <w:r>
+        <w:t>Verified Copy &amp; Backup: Reads every copy back and compares checksums, retries once, and can write a second copy to a backup folder.</w:t>
+      </w:r>
+    </w:p>
+    <w:p>
+      <w:pPr>
+        <w:pStyle w:val="ListBullet"/>
+        <w:spacing w:after="60"/>
+      </w:pPr>
+      <w:r>
         <w:t>Safe Dismounting: Includes a built-in card ejection utility powered by PowerShell.</w:t>
       </w:r>
     </w:p>
@@ -305,7 +341,7 @@
     </w:p>
     <w:p>
       <w:r>
-        <w:t>"I’m currently running an alpha test for Photo Downloader, a native, open-source desktop app built in Lazarus and Free Pascal that serves as a lightweight, free alternative to paid, subscription-based ingest software. Designed specifically for high-volume photographers, it bypasses heavy modern app frameworks to offer instant, local execution. Build 37 automatically scans card readers, detects duplicates by comparing file size and camera signatures, handles token-based metadata renaming, and automatically generates XMP sidecars. It’s completely free, licensed under the GNU GPL v3, and I'm actively looking for alpha testers to help stress-test our native RAW preview and metadata engine."</w:t>
+        <w:t>"I’m currently running an alpha test for Photo Downloader, a native, open-source desktop app built in Lazarus and Free Pascal that serves as a lightweight, free alternative to paid, subscription-based ingest software. Designed specifically for high-volume photographers, it bypasses heavy modern app frameworks to offer instant, local execution. Build 51 automatically scans card readers, detects duplicates by comparing file size and camera signatures, handles token-based metadata renaming, and automatically generates XMP sidecars. It’s completely free, licensed under the GNU GPL v3, and I'm actively looking for alpha testers to help stress-test our native RAW preview and metadata engine."</w:t>
       </w:r>
     </w:p>
     <w:p>
@@ -363,7 +399,7 @@
         <w:br/>
         <w:t>- OS: [e.g., Windows 11 Pro 23H2]</w:t>
         <w:br/>
-        <w:t>- App Version: Photo Downloader v0.1.0 Build 37 (Alpha)</w:t>
+        <w:t>- App Version: Photo Downloader v0.1.0 Build 51 (Alpha)</w:t>
         <w:br/>
         <w:t>- Camera Model(s) tested: [e.g., Nikon Z6 II, Canon R5]</w:t>
         <w:br/>
@@ -394,7 +430,7 @@
     </w:p>
     <w:p>
       <w:r>
-        <w:t>Thank you for testing Photo Downloader Build 37. Your real-world feedback shapes our roadmap. Please fill out the following questions or submit them directly via our testing channel.</w:t>
+        <w:t>Thank you for testing Photo Downloader Build 51. Your real-world feedback shapes our roadmap. Please fill out the following questions or submit them directly via our testing channel.</w:t>
         <w:br/>
         <w:br/>
         <w:t>1. What camera bodies and exact file formats did you ingest during your test? (e.g., Sony ARW, Nikon NEF, Canon CR3, HEIC, MP4)</w:t>

--- a/docs/Photo_Downloader_Launch_Materials_Tester_Kit.docx
+++ b/docs/Photo_Downloader_Launch_Materials_Tester_Kit.docx
@@ -65,7 +65,7 @@
         <w:spacing w:after="60"/>
       </w:pPr>
       <w:r>
-        <w:t>Extensive Format Support: Ingestion, thumbnails and camera data for JPEG, PNG, BMP, TIFF, DNG and RAW files with embedded previews (NEF, NRW, CR2, CR3, CRW, ARW and others). HEIC (camera data, renaming and picture previews all work out of the box). Adobe Lightroom preview files (.lrprev) can be viewed. Video (MP4, MOV, LRV; each its own filter) and audio (MP3) files are listed, dated from the movie header and copied, with real video thumbnails from the system when available, a play-symbol or music-note tile otherwise, and double-click to play in your default player.</w:t>
+        <w:t>Extensive Format Support: Ingestion, thumbnails and camera data for JPEG, PNG, BMP, TIFF, DNG and RAW files with embedded previews (NEF, NRW, CR2, CR3, CRW, ARW and others). HEIC (camera data, renaming and picture previews all work out of the box). Adobe Lightroom preview files (.lrprev) can be viewed and downloaded as .jpg; when the Lightroom catalog is next to them, the original file name, capture date and camera are read from it (needs the SQLite library, see Tech Stack). Video (MP4, MOV, LRV; each its own filter) and audio (MP3) files are listed, dated from the movie header and copied, with real video thumbnails from the system when available, a play-symbol or music-note tile otherwise, and double-click to play in your default player.</w:t>
       </w:r>
     </w:p>
     <w:p>
@@ -176,6 +176,15 @@
       </w:pPr>
       <w:r>
         <w:t>Platform: 64-bit program. 32-bit builds are not provided at this time; if you need one, request it through the GitHub testing process (open an issue) or the online testing form. Windows may show "Windows protected your PC" with "Unknown publisher" because the free file is not code-signed: click More info, then Run anyway (if there is no such button, right-click the downloaded file, choose Properties and tick Unblock).</w:t>
+      </w:r>
+    </w:p>
+    <w:p>
+      <w:pPr>
+        <w:pStyle w:val="ListBullet"/>
+        <w:spacing w:after="60"/>
+      </w:pPr>
+      <w:r>
+        <w:t>External library (optional): Reading Lightroom catalogs for .lrprev files uses the SQLite library of the system, loaded only when needed: winsqlite3.dll is part of Windows 10 and 11 (on older Windows put the 64-bit sqlite3.dll from sqlite.org next to PhotoDownloader.exe), libsqlite3 on Linux (usually installed). Everything else works without it.</w:t>
       </w:r>
     </w:p>
     <w:p>

--- a/docs/Photo_Downloader_Launch_Materials_Tester_Kit.docx
+++ b/docs/Photo_Downloader_Launch_Materials_Tester_Kit.docx
@@ -74,7 +74,7 @@
         <w:spacing w:after="60"/>
       </w:pPr>
       <w:r>
-        <w:t>Advanced Token-Based Renaming: Dynamically rename files using a highly customizable token engine based on precise EXIF temporal data, camera models, and sequential counters.</w:t>
+        <w:t>Advanced Token-Based Renaming: Dynamically rename files using a highly customizable token engine based on precise EXIF temporal data, camera models, file extensions, and sequential counters; the same tokens build both the folder structure and the file names.</w:t>
       </w:r>
     </w:p>
     <w:p>
@@ -261,7 +261,7 @@
         <w:spacing w:after="60"/>
       </w:pPr>
       <w:r>
-        <w:t>Advanced Token Renaming: Uses dynamic metadata tokens to reconstruct file names on the fly based on shot time, camera body mapping, job codes, and sequence counters.</w:t>
+        <w:t>Advanced Token Renaming: Uses dynamic metadata tokens to reconstruct file names on the fly based on shot time, camera body mapping, job codes, file extensions, and sequence counters, for folder and file names alike.</w:t>
       </w:r>
     </w:p>
     <w:p>

--- a/docs/Photo_Downloader_Launch_Materials_Tester_Kit.docx
+++ b/docs/Photo_Downloader_Launch_Materials_Tester_Kit.docx
@@ -10,7 +10,7 @@
         <w:rPr>
           <w:b/>
         </w:rPr>
-        <w:t>Photo Downloader (Alpha version 0.1.1.1)</w:t>
+        <w:t>Photo Downloader (Alpha version 0.1.2)</w:t>
         <w:br/>
         <w:t>Launch Materials &amp; Tester Kit</w:t>
       </w:r>
@@ -31,7 +31,7 @@
         <w:rPr>
           <w:b/>
         </w:rPr>
-        <w:t>Photo Downloader v0.1.1.1-alpha</w:t>
+        <w:t>Photo Downloader v0.1.2-alpha</w:t>
       </w:r>
     </w:p>
     <w:p>
@@ -47,7 +47,7 @@
         <w:rPr>
           <w:b/>
         </w:rPr>
-        <w:t>Key Features (Available in version 0.1.1.1)</w:t>
+        <w:t>Key Features (Available in version 0.1.2)</w:t>
       </w:r>
     </w:p>
     <w:p>
@@ -232,7 +232,7 @@
         <w:t>Like a lot of high-volume photographers, I’ve been frustrated by the lack of fast, modern, and completely local media ingestion tools. I miss old-school, lightweight desktop utilities that just worked instantly without needing an internet connection or a monthly subscription fee.</w:t>
         <w:br/>
         <w:br/>
-        <w:t>To solve this, I've spent the last few months building Photo Downloader—a native desktop ingestion and renaming tool built using Lazarus 4.8 and FPC 3.2.2. It is fully licensed under the GNU GPL v3. It is currently in Alpha (version 0.1.1.1), and I’m looking for photographers shooting various camera systems to put the file-parsing engine through its paces.</w:t>
+        <w:t>To solve this, I've spent the last few months building Photo Downloader—a native desktop ingestion and renaming tool built using Lazarus 4.8 and FPC 3.2.2. It is fully licensed under the GNU GPL v3. It is currently in Alpha (version 0.1.2), and I’m looking for photographers shooting various camera systems to put the file-parsing engine through its paces.</w:t>
       </w:r>
     </w:p>
     <w:p>
@@ -243,7 +243,7 @@
         <w:rPr>
           <w:b/>
         </w:rPr>
-        <w:t>What it does right now (version 0.1.1.1):</w:t>
+        <w:t>What it does right now (version 0.1.2):</w:t>
       </w:r>
     </w:p>
     <w:p>
@@ -350,7 +350,7 @@
     </w:p>
     <w:p>
       <w:r>
-        <w:t>"I’m currently running an alpha test for Photo Downloader, a native, open-source desktop app built in Lazarus and Free Pascal that serves as a lightweight, free alternative to paid, subscription-based ingest software. Designed specifically for high-volume photographers, it bypasses heavy modern app frameworks to offer instant, local execution. version 0.1.1.1 automatically scans card readers, detects duplicates by comparing file size and camera signatures, handles token-based metadata renaming, and automatically generates XMP sidecars. It’s completely free, licensed under the GNU GPL v3, and I'm actively looking for alpha testers to help stress-test our native RAW preview and metadata engine."</w:t>
+        <w:t>"I’m currently running an alpha test for Photo Downloader, a native, open-source desktop app built in Lazarus and Free Pascal that serves as a lightweight, free alternative to paid, subscription-based ingest software. Designed specifically for high-volume photographers, it bypasses heavy modern app frameworks to offer instant, local execution. version 0.1.2 automatically scans card readers, detects duplicates by comparing file size and camera signatures, handles token-based metadata renaming, and automatically generates XMP sidecars. It’s completely free, licensed under the GNU GPL v3, and I'm actively looking for alpha testers to help stress-test our native RAW preview and metadata engine."</w:t>
       </w:r>
     </w:p>
     <w:p>
@@ -408,7 +408,7 @@
         <w:br/>
         <w:t>- OS: [e.g., Windows 11 Pro 23H2]</w:t>
         <w:br/>
-        <w:t>- App Version: Photo Downloader v0.1.0 version 0.1.1.1 (Alpha)</w:t>
+        <w:t>- App Version: Photo Downloader v0.1.0 version 0.1.2 (Alpha)</w:t>
         <w:br/>
         <w:t>- Camera Model(s) tested: [e.g., Nikon Z6 II, Canon R5]</w:t>
         <w:br/>
@@ -439,7 +439,7 @@
     </w:p>
     <w:p>
       <w:r>
-        <w:t>Thank you for testing Photo Downloader version 0.1.1.1. Your real-world feedback shapes our roadmap. Please fill out the following questions or submit them directly via our testing channel.</w:t>
+        <w:t>Thank you for testing Photo Downloader version 0.1.2. Your real-world feedback shapes our roadmap. Please fill out the following questions or submit them directly via our testing channel.</w:t>
         <w:br/>
         <w:br/>
         <w:t>1. What camera bodies and exact file formats did you ingest during your test? (e.g., Sony ARW, Nikon NEF, Canon CR3, HEIC, MP4)</w:t>

--- a/docs/Photo_Downloader_Launch_Materials_Tester_Kit.docx
+++ b/docs/Photo_Downloader_Launch_Materials_Tester_Kit.docx
@@ -10,7 +10,7 @@
         <w:rPr>
           <w:b/>
         </w:rPr>
-        <w:t>Photo Downloader (Alpha version 0.1.2)</w:t>
+        <w:t>Photo Downloader (Alpha version 0.1.3)</w:t>
         <w:br/>
         <w:t>Launch Materials &amp; Tester Kit</w:t>
       </w:r>
@@ -31,7 +31,7 @@
         <w:rPr>
           <w:b/>
         </w:rPr>
-        <w:t>Photo Downloader v0.1.2-alpha</w:t>
+        <w:t>Photo Downloader v0.1.3-alpha</w:t>
       </w:r>
     </w:p>
     <w:p>
@@ -47,7 +47,7 @@
         <w:rPr>
           <w:b/>
         </w:rPr>
-        <w:t>Key Features (Available in version 0.1.2)</w:t>
+        <w:t>Key Features (Available in version 0.1.3)</w:t>
       </w:r>
     </w:p>
     <w:p>
@@ -232,7 +232,7 @@
         <w:t>Like a lot of high-volume photographers, I’ve been frustrated by the lack of fast, modern, and completely local media ingestion tools. I miss old-school, lightweight desktop utilities that just worked instantly without needing an internet connection or a monthly subscription fee.</w:t>
         <w:br/>
         <w:br/>
-        <w:t>To solve this, I've spent the last few months building Photo Downloader—a native desktop ingestion and renaming tool built using Lazarus 4.8 and FPC 3.2.2. It is fully licensed under the GNU GPL v3. It is currently in Alpha (version 0.1.2), and I’m looking for photographers shooting various camera systems to put the file-parsing engine through its paces.</w:t>
+        <w:t>To solve this, I've spent the last few months building Photo Downloader—a native desktop ingestion and renaming tool built using Lazarus 4.8 and FPC 3.2.2. It is fully licensed under the GNU GPL v3. It is currently in Alpha (version 0.1.3), and I’m looking for photographers shooting various camera systems to put the file-parsing engine through its paces.</w:t>
       </w:r>
     </w:p>
     <w:p>
@@ -243,7 +243,7 @@
         <w:rPr>
           <w:b/>
         </w:rPr>
-        <w:t>What it does right now (version 0.1.2):</w:t>
+        <w:t>What it does right now (version 0.1.3):</w:t>
       </w:r>
     </w:p>
     <w:p>
@@ -350,7 +350,7 @@
     </w:p>
     <w:p>
       <w:r>
-        <w:t>"I’m currently running an alpha test for Photo Downloader, a native, open-source desktop app built in Lazarus and Free Pascal that serves as a lightweight, free alternative to paid, subscription-based ingest software. Designed specifically for high-volume photographers, it bypasses heavy modern app frameworks to offer instant, local execution. version 0.1.2 automatically scans card readers, detects duplicates by comparing file size and camera signatures, handles token-based metadata renaming, and automatically generates XMP sidecars. It’s completely free, licensed under the GNU GPL v3, and I'm actively looking for alpha testers to help stress-test our native RAW preview and metadata engine."</w:t>
+        <w:t>"I’m currently running an alpha test for Photo Downloader, a native, open-source desktop app built in Lazarus and Free Pascal that serves as a lightweight, free alternative to paid, subscription-based ingest software. Designed specifically for high-volume photographers, it bypasses heavy modern app frameworks to offer instant, local execution. version 0.1.3 automatically scans card readers, detects duplicates by comparing file size and camera signatures, handles token-based metadata renaming, and automatically generates XMP sidecars. It’s completely free, licensed under the GNU GPL v3, and I'm actively looking for alpha testers to help stress-test our native RAW preview and metadata engine."</w:t>
       </w:r>
     </w:p>
     <w:p>
@@ -408,7 +408,7 @@
         <w:br/>
         <w:t>- OS: [e.g., Windows 11 Pro 23H2]</w:t>
         <w:br/>
-        <w:t>- App Version: Photo Downloader v0.1.0 version 0.1.2 (Alpha)</w:t>
+        <w:t>- App Version: Photo Downloader v0.1.0 version 0.1.3 (Alpha)</w:t>
         <w:br/>
         <w:t>- Camera Model(s) tested: [e.g., Nikon Z6 II, Canon R5]</w:t>
         <w:br/>
@@ -439,7 +439,7 @@
     </w:p>
     <w:p>
       <w:r>
-        <w:t>Thank you for testing Photo Downloader version 0.1.2. Your real-world feedback shapes our roadmap. Please fill out the following questions or submit them directly via our testing channel.</w:t>
+        <w:t>Thank you for testing Photo Downloader version 0.1.3. Your real-world feedback shapes our roadmap. Please fill out the following questions or submit them directly via our testing channel.</w:t>
         <w:br/>
         <w:br/>
         <w:t>1. What camera bodies and exact file formats did you ingest during your test? (e.g., Sony ARW, Nikon NEF, Canon CR3, HEIC, MP4)</w:t>

--- a/docs/Photo_Downloader_Launch_Materials_Tester_Kit.docx
+++ b/docs/Photo_Downloader_Launch_Materials_Tester_Kit.docx
@@ -10,7 +10,7 @@
         <w:rPr>
           <w:b/>
         </w:rPr>
-        <w:t>Photo Downloader (Alpha version 0.1.3)</w:t>
+        <w:t>Photo Downloader (Alpha version 0.1.4)</w:t>
         <w:br/>
         <w:t>Launch Materials &amp; Tester Kit</w:t>
       </w:r>
@@ -31,7 +31,7 @@
         <w:rPr>
           <w:b/>
         </w:rPr>
-        <w:t>Photo Downloader v0.1.3-alpha</w:t>
+        <w:t>Photo Downloader v0.1.4-alpha</w:t>
       </w:r>
     </w:p>
     <w:p>
@@ -47,7 +47,7 @@
         <w:rPr>
           <w:b/>
         </w:rPr>
-        <w:t>Key Features (Available in version 0.1.3)</w:t>
+        <w:t>Key Features (Available in version 0.1.4)</w:t>
       </w:r>
     </w:p>
     <w:p>
@@ -232,7 +232,7 @@
         <w:t>Like a lot of high-volume photographers, I’ve been frustrated by the lack of fast, modern, and completely local media ingestion tools. I miss old-school, lightweight desktop utilities that just worked instantly without needing an internet connection or a monthly subscription fee.</w:t>
         <w:br/>
         <w:br/>
-        <w:t>To solve this, I've spent the last few months building Photo Downloader—a native desktop ingestion and renaming tool built using Lazarus 4.8 and FPC 3.2.2. It is fully licensed under the GNU GPL v3. It is currently in Alpha (version 0.1.3), and I’m looking for photographers shooting various camera systems to put the file-parsing engine through its paces.</w:t>
+        <w:t>To solve this, I've spent the last few months building Photo Downloader—a native desktop ingestion and renaming tool built using Lazarus 4.8 and FPC 3.2.2. It is fully licensed under the GNU GPL v3. It is currently in Alpha (version 0.1.4), and I’m looking for photographers shooting various camera systems to put the file-parsing engine through its paces.</w:t>
       </w:r>
     </w:p>
     <w:p>
@@ -243,7 +243,7 @@
         <w:rPr>
           <w:b/>
         </w:rPr>
-        <w:t>What it does right now (version 0.1.3):</w:t>
+        <w:t>What it does right now (version 0.1.4):</w:t>
       </w:r>
     </w:p>
     <w:p>
@@ -350,7 +350,7 @@
     </w:p>
     <w:p>
       <w:r>
-        <w:t>"I’m currently running an alpha test for Photo Downloader, a native, open-source desktop app built in Lazarus and Free Pascal that serves as a lightweight, free alternative to paid, subscription-based ingest software. Designed specifically for high-volume photographers, it bypasses heavy modern app frameworks to offer instant, local execution. version 0.1.3 automatically scans card readers, detects duplicates by comparing file size and camera signatures, handles token-based metadata renaming, and automatically generates XMP sidecars. It’s completely free, licensed under the GNU GPL v3, and I'm actively looking for alpha testers to help stress-test our native RAW preview and metadata engine."</w:t>
+        <w:t>"I’m currently running an alpha test for Photo Downloader, a native, open-source desktop app built in Lazarus and Free Pascal that serves as a lightweight, free alternative to paid, subscription-based ingest software. Designed specifically for high-volume photographers, it bypasses heavy modern app frameworks to offer instant, local execution. version 0.1.4 automatically scans card readers, detects duplicates by comparing file size and camera signatures, handles token-based metadata renaming, and automatically generates XMP sidecars. It’s completely free, licensed under the GNU GPL v3, and I'm actively looking for alpha testers to help stress-test our native RAW preview and metadata engine."</w:t>
       </w:r>
     </w:p>
     <w:p>
@@ -408,7 +408,7 @@
         <w:br/>
         <w:t>- OS: [e.g., Windows 11 Pro 23H2]</w:t>
         <w:br/>
-        <w:t>- App Version: Photo Downloader v0.1.0 version 0.1.3 (Alpha)</w:t>
+        <w:t>- App Version: Photo Downloader v0.1.0 version 0.1.4 (Alpha)</w:t>
         <w:br/>
         <w:t>- Camera Model(s) tested: [e.g., Nikon Z6 II, Canon R5]</w:t>
         <w:br/>
@@ -439,7 +439,7 @@
     </w:p>
     <w:p>
       <w:r>
-        <w:t>Thank you for testing Photo Downloader version 0.1.3. Your real-world feedback shapes our roadmap. Please fill out the following questions or submit them directly via our testing channel.</w:t>
+        <w:t>Thank you for testing Photo Downloader version 0.1.4. Your real-world feedback shapes our roadmap. Please fill out the following questions or submit them directly via our testing channel.</w:t>
         <w:br/>
         <w:br/>
         <w:t>1. What camera bodies and exact file formats did you ingest during your test? (e.g., Sony ARW, Nikon NEF, Canon CR3, HEIC, MP4)</w:t>
